--- a/tillsyn/A 17649-2019 tillsynsbegäran.docx
+++ b/tillsyn/A 17649-2019 tillsynsbegäran.docx
@@ -472,7 +472,7 @@
     <w:r>
       <w:tab/>
       <w:tab/>
-      <w:t>2025-06-20</w:t>
+      <w:t>2025-06-21</w:t>
       <w:br/>
       <w:br/>
     </w:r>

--- a/tillsyn/A 17649-2019 tillsynsbegäran.docx
+++ b/tillsyn/A 17649-2019 tillsynsbegäran.docx
@@ -472,7 +472,7 @@
     <w:r>
       <w:tab/>
       <w:tab/>
-      <w:t>2025-06-21</w:t>
+      <w:t>2025-06-22</w:t>
       <w:br/>
       <w:br/>
     </w:r>

--- a/tillsyn/A 17649-2019 tillsynsbegäran.docx
+++ b/tillsyn/A 17649-2019 tillsynsbegäran.docx
@@ -472,7 +472,7 @@
     <w:r>
       <w:tab/>
       <w:tab/>
-      <w:t>2025-06-22</w:t>
+      <w:t>2025-06-23</w:t>
       <w:br/>
       <w:br/>
     </w:r>

--- a/tillsyn/A 17649-2019 tillsynsbegäran.docx
+++ b/tillsyn/A 17649-2019 tillsynsbegäran.docx
@@ -472,7 +472,7 @@
     <w:r>
       <w:tab/>
       <w:tab/>
-      <w:t>2025-06-23</w:t>
+      <w:t>2025-06-24</w:t>
       <w:br/>
       <w:br/>
     </w:r>

--- a/tillsyn/A 17649-2019 tillsynsbegäran.docx
+++ b/tillsyn/A 17649-2019 tillsynsbegäran.docx
@@ -472,7 +472,7 @@
     <w:r>
       <w:tab/>
       <w:tab/>
-      <w:t>2025-06-24</w:t>
+      <w:t>2025-06-25</w:t>
       <w:br/>
       <w:br/>
     </w:r>

--- a/tillsyn/A 17649-2019 tillsynsbegäran.docx
+++ b/tillsyn/A 17649-2019 tillsynsbegäran.docx
@@ -472,7 +472,7 @@
     <w:r>
       <w:tab/>
       <w:tab/>
-      <w:t>2025-06-25</w:t>
+      <w:t>2025-06-26</w:t>
       <w:br/>
       <w:br/>
     </w:r>

--- a/tillsyn/A 17649-2019 tillsynsbegäran.docx
+++ b/tillsyn/A 17649-2019 tillsynsbegäran.docx
@@ -472,7 +472,7 @@
     <w:r>
       <w:tab/>
       <w:tab/>
-      <w:t>2025-06-26</w:t>
+      <w:t>2025-06-27</w:t>
       <w:br/>
       <w:br/>
     </w:r>

--- a/tillsyn/A 17649-2019 tillsynsbegäran.docx
+++ b/tillsyn/A 17649-2019 tillsynsbegäran.docx
@@ -472,7 +472,7 @@
     <w:r>
       <w:tab/>
       <w:tab/>
-      <w:t>2025-06-27</w:t>
+      <w:t>2025-06-28</w:t>
       <w:br/>
       <w:br/>
     </w:r>

--- a/tillsyn/A 17649-2019 tillsynsbegäran.docx
+++ b/tillsyn/A 17649-2019 tillsynsbegäran.docx
@@ -472,7 +472,7 @@
     <w:r>
       <w:tab/>
       <w:tab/>
-      <w:t>2025-06-28</w:t>
+      <w:t>2025-06-29</w:t>
       <w:br/>
       <w:br/>
     </w:r>

--- a/tillsyn/A 17649-2019 tillsynsbegäran.docx
+++ b/tillsyn/A 17649-2019 tillsynsbegäran.docx
@@ -472,7 +472,7 @@
     <w:r>
       <w:tab/>
       <w:tab/>
-      <w:t>2025-06-29</w:t>
+      <w:t>2025-06-30</w:t>
       <w:br/>
       <w:br/>
     </w:r>

--- a/tillsyn/A 17649-2019 tillsynsbegäran.docx
+++ b/tillsyn/A 17649-2019 tillsynsbegäran.docx
@@ -472,7 +472,7 @@
     <w:r>
       <w:tab/>
       <w:tab/>
-      <w:t>2025-06-30</w:t>
+      <w:t>2025-07-01</w:t>
       <w:br/>
       <w:br/>
     </w:r>

--- a/tillsyn/A 17649-2019 tillsynsbegäran.docx
+++ b/tillsyn/A 17649-2019 tillsynsbegäran.docx
@@ -472,7 +472,7 @@
     <w:r>
       <w:tab/>
       <w:tab/>
-      <w:t>2025-07-01</w:t>
+      <w:t>2025-07-02</w:t>
       <w:br/>
       <w:br/>
     </w:r>

--- a/tillsyn/A 17649-2019 tillsynsbegäran.docx
+++ b/tillsyn/A 17649-2019 tillsynsbegäran.docx
@@ -472,7 +472,7 @@
     <w:r>
       <w:tab/>
       <w:tab/>
-      <w:t>2025-07-02</w:t>
+      <w:t>2025-07-03</w:t>
       <w:br/>
       <w:br/>
     </w:r>

--- a/tillsyn/A 17649-2019 tillsynsbegäran.docx
+++ b/tillsyn/A 17649-2019 tillsynsbegäran.docx
@@ -472,7 +472,7 @@
     <w:r>
       <w:tab/>
       <w:tab/>
-      <w:t>2025-07-03</w:t>
+      <w:t>2025-07-04</w:t>
       <w:br/>
       <w:br/>
     </w:r>

--- a/tillsyn/A 17649-2019 tillsynsbegäran.docx
+++ b/tillsyn/A 17649-2019 tillsynsbegäran.docx
@@ -472,7 +472,7 @@
     <w:r>
       <w:tab/>
       <w:tab/>
-      <w:t>2025-07-04</w:t>
+      <w:t>2025-07-05</w:t>
       <w:br/>
       <w:br/>
     </w:r>

--- a/tillsyn/A 17649-2019 tillsynsbegäran.docx
+++ b/tillsyn/A 17649-2019 tillsynsbegäran.docx
@@ -472,7 +472,7 @@
     <w:r>
       <w:tab/>
       <w:tab/>
-      <w:t>2025-07-05</w:t>
+      <w:t>2025-07-06</w:t>
       <w:br/>
       <w:br/>
     </w:r>

--- a/tillsyn/A 17649-2019 tillsynsbegäran.docx
+++ b/tillsyn/A 17649-2019 tillsynsbegäran.docx
@@ -472,7 +472,7 @@
     <w:r>
       <w:tab/>
       <w:tab/>
-      <w:t>2025-07-06</w:t>
+      <w:t>2025-07-07</w:t>
       <w:br/>
       <w:br/>
     </w:r>

--- a/tillsyn/A 17649-2019 tillsynsbegäran.docx
+++ b/tillsyn/A 17649-2019 tillsynsbegäran.docx
@@ -472,7 +472,7 @@
     <w:r>
       <w:tab/>
       <w:tab/>
-      <w:t>2025-07-07</w:t>
+      <w:t>2025-07-08</w:t>
       <w:br/>
       <w:br/>
     </w:r>

--- a/tillsyn/A 17649-2019 tillsynsbegäran.docx
+++ b/tillsyn/A 17649-2019 tillsynsbegäran.docx
@@ -472,7 +472,7 @@
     <w:r>
       <w:tab/>
       <w:tab/>
-      <w:t>2025-07-08</w:t>
+      <w:t>2025-07-09</w:t>
       <w:br/>
       <w:br/>
     </w:r>

--- a/tillsyn/A 17649-2019 tillsynsbegäran.docx
+++ b/tillsyn/A 17649-2019 tillsynsbegäran.docx
@@ -472,7 +472,7 @@
     <w:r>
       <w:tab/>
       <w:tab/>
-      <w:t>2025-07-09</w:t>
+      <w:t>2025-07-11</w:t>
       <w:br/>
       <w:br/>
     </w:r>

--- a/tillsyn/A 17649-2019 tillsynsbegäran.docx
+++ b/tillsyn/A 17649-2019 tillsynsbegäran.docx
@@ -472,7 +472,7 @@
     <w:r>
       <w:tab/>
       <w:tab/>
-      <w:t>2025-07-11</w:t>
+      <w:t>2025-07-12</w:t>
       <w:br/>
       <w:br/>
     </w:r>

--- a/tillsyn/A 17649-2019 tillsynsbegäran.docx
+++ b/tillsyn/A 17649-2019 tillsynsbegäran.docx
@@ -472,7 +472,7 @@
     <w:r>
       <w:tab/>
       <w:tab/>
-      <w:t>2025-07-12</w:t>
+      <w:t>2025-07-13</w:t>
       <w:br/>
       <w:br/>
     </w:r>

--- a/tillsyn/A 17649-2019 tillsynsbegäran.docx
+++ b/tillsyn/A 17649-2019 tillsynsbegäran.docx
@@ -472,7 +472,7 @@
     <w:r>
       <w:tab/>
       <w:tab/>
-      <w:t>2025-07-13</w:t>
+      <w:t>2025-07-14</w:t>
       <w:br/>
       <w:br/>
     </w:r>

--- a/tillsyn/A 17649-2019 tillsynsbegäran.docx
+++ b/tillsyn/A 17649-2019 tillsynsbegäran.docx
@@ -510,7 +510,7 @@
     <w:r>
       <w:tab/>
       <w:tab/>
-      <w:t>2025-08-06</w:t>
+      <w:t>2025-08-09</w:t>
       <w:br/>
       <w:br/>
     </w:r>
